--- a/report_agent/output/risk_assessment_form/risk_assessment_form_filled_new.docx
+++ b/report_agent/output/risk_assessment_form/risk_assessment_form_filled_new.docx
@@ -10476,7 +10476,7 @@
                 <w:sz w:val="12"/>
                 <w:szCs w:val="12"/>
               </w:rPr>
-              <w:t>조치가 필요하다.</w:t>
+              <w:t>본 점검에 대해 조치가 필요하다.</w:t>
             </w:r>
           </w:p>
         </w:tc>
@@ -14247,7 +14247,7 @@
                 <w:sz w:val="12"/>
                 <w:szCs w:val="12"/>
               </w:rPr>
-              <w:t>조치가 필요하다.</w:t>
+              <w:t>본 점검에 대해 조치가 필요하다.</w:t>
             </w:r>
           </w:p>
         </w:tc>
@@ -16766,7 +16766,7 @@
                 <w:sz w:val="12"/>
                 <w:szCs w:val="12"/>
               </w:rPr>
-              <w:t>본 점검에 대해 조치가 필요하다.</w:t>
+              <w:t>해당 점검에 조치가 필요하다.</w:t>
             </w:r>
           </w:p>
         </w:tc>
@@ -21872,7 +21872,7 @@
                 <w:sz w:val="12"/>
                 <w:szCs w:val="12"/>
               </w:rPr>
-              <w:t>게시판-조치테이블-담당자 배정 보고서 생성</w:t>
+              <w:t>게시판 - 조치 테이블 - 담당자 배정 보고서 생성</w:t>
             </w:r>
           </w:p>
         </w:tc>
@@ -22044,7 +22044,7 @@
                 <w:sz w:val="12"/>
                 <w:szCs w:val="12"/>
               </w:rPr>
-              <w:t>지원 요청했다.</w:t>
+              <w:t>지원 요청을 접수했다.</w:t>
             </w:r>
           </w:p>
         </w:tc>
@@ -23334,7 +23334,7 @@
                 <w:sz w:val="12"/>
                 <w:szCs w:val="12"/>
               </w:rPr>
-              <w:t>조치를 완료했다.</w:t>
+              <w:t>문제를 해결했다.</w:t>
             </w:r>
           </w:p>
         </w:tc>
@@ -24592,7 +24592,7 @@
                 <w:sz w:val="12"/>
                 <w:szCs w:val="12"/>
               </w:rPr>
-              <w:t>소화기 재배치를 완료했다.</w:t>
+              <w:t>소화기를 재배치했다.</w:t>
             </w:r>
           </w:p>
         </w:tc>
